--- a/Rodrigo/Go/Rodrigo Fernandez.docx
+++ b/Rodrigo/Go/Rodrigo Fernandez.docx
@@ -30,6 +30,8 @@
         </w:rPr>
         <w:t>Rodrigo</w:t>
       </w:r>
+      <w:bookmarkStart w:id="0" w:name="_GoBack"/>
+      <w:bookmarkEnd w:id="0"/>
       <w:r>
         <w:rPr>
           <w:b/>
@@ -127,13 +129,13 @@
         <w:rPr>
           <w:szCs w:val="24"/>
         </w:rPr>
-        <w:t>www.linkedin.com/in/rodrigobermejo-fernández-9a5a0664</w:t>
-      </w:r>
-      <w:r>
-        <w:rPr>
-          <w:szCs w:val="24"/>
-        </w:rPr>
-        <w:t xml:space="preserve"> | </w:t>
+        <w:t>https://www.linkedin.com/in/rodrigo-bermejo-fern%C3%A1ndez-9a5a0664/</w:t>
+      </w:r>
+      <w:r>
+        <w:rPr>
+          <w:szCs w:val="24"/>
+        </w:rPr>
+        <w:t xml:space="preserve">| </w:t>
       </w:r>
       <w:r>
         <w:rPr>
@@ -337,6 +339,7 @@
           <w:numId w:val="8"/>
         </w:numPr>
         <w:spacing w:before="100" w:beforeAutospacing="1" w:after="100" w:afterAutospacing="1"/>
+        <w:jc w:val="both"/>
         <w:rPr>
           <w:szCs w:val="24"/>
         </w:rPr>
@@ -391,6 +394,7 @@
           <w:numId w:val="8"/>
         </w:numPr>
         <w:spacing w:before="100" w:beforeAutospacing="1" w:after="100" w:afterAutospacing="1"/>
+        <w:jc w:val="both"/>
         <w:rPr>
           <w:szCs w:val="24"/>
         </w:rPr>
@@ -447,6 +451,7 @@
           <w:numId w:val="8"/>
         </w:numPr>
         <w:spacing w:before="100" w:beforeAutospacing="1" w:after="100" w:afterAutospacing="1"/>
+        <w:jc w:val="both"/>
         <w:rPr>
           <w:szCs w:val="24"/>
         </w:rPr>
@@ -501,6 +506,7 @@
           <w:numId w:val="8"/>
         </w:numPr>
         <w:spacing w:before="100" w:beforeAutospacing="1" w:after="100" w:afterAutospacing="1"/>
+        <w:jc w:val="both"/>
         <w:rPr>
           <w:szCs w:val="24"/>
         </w:rPr>
@@ -569,6 +575,7 @@
           <w:numId w:val="8"/>
         </w:numPr>
         <w:spacing w:before="100" w:beforeAutospacing="1" w:after="100" w:afterAutospacing="1"/>
+        <w:jc w:val="both"/>
         <w:rPr>
           <w:szCs w:val="24"/>
         </w:rPr>
@@ -623,6 +630,7 @@
           <w:numId w:val="8"/>
         </w:numPr>
         <w:spacing w:before="100" w:beforeAutospacing="1" w:after="100" w:afterAutospacing="1"/>
+        <w:jc w:val="both"/>
         <w:rPr>
           <w:szCs w:val="24"/>
         </w:rPr>
@@ -649,6 +657,7 @@
           <w:numId w:val="8"/>
         </w:numPr>
         <w:spacing w:before="100" w:beforeAutospacing="1" w:after="100" w:afterAutospacing="1"/>
+        <w:jc w:val="both"/>
         <w:rPr>
           <w:szCs w:val="24"/>
         </w:rPr>
@@ -717,6 +726,7 @@
           <w:numId w:val="8"/>
         </w:numPr>
         <w:spacing w:before="100" w:beforeAutospacing="1" w:after="100" w:afterAutospacing="1"/>
+        <w:jc w:val="both"/>
         <w:rPr>
           <w:szCs w:val="24"/>
         </w:rPr>
@@ -757,6 +767,7 @@
           <w:numId w:val="8"/>
         </w:numPr>
         <w:spacing w:before="100" w:beforeAutospacing="1" w:after="100" w:afterAutospacing="1"/>
+        <w:jc w:val="both"/>
         <w:rPr>
           <w:szCs w:val="24"/>
         </w:rPr>
@@ -1093,7 +1104,26 @@
         <w:rPr>
           <w:szCs w:val="24"/>
         </w:rPr>
-        <w:t xml:space="preserve">, retry topics, and dead-letter queues, reducing failed infrastructure provisioning cases by </w:t>
+        <w:t>, retry topics, and dead-letter queues, reducing failed infrastructure provisioning cases across customer onboarding flows.</w:t>
+      </w:r>
+    </w:p>
+    <w:p>
+      <w:pPr>
+        <w:numPr>
+          <w:ilvl w:val="0"/>
+          <w:numId w:val="15"/>
+        </w:numPr>
+        <w:spacing w:before="100" w:beforeAutospacing="1" w:after="100" w:afterAutospacing="1"/>
+        <w:jc w:val="both"/>
+        <w:rPr>
+          <w:szCs w:val="24"/>
+        </w:rPr>
+      </w:pPr>
+      <w:r>
+        <w:rPr>
+          <w:szCs w:val="24"/>
+        </w:rPr>
+        <w:t xml:space="preserve">Improved PostgreSQL performance by rewriting slow queries, adding partial indexes, and optimizing connection pooling, which reduced report generation time by </w:t>
       </w:r>
       <w:r>
         <w:rPr>
@@ -1101,13 +1131,13 @@
           <w:bCs/>
           <w:szCs w:val="24"/>
         </w:rPr>
-        <w:t>31%</w:t>
-      </w:r>
-      <w:r>
-        <w:rPr>
-          <w:szCs w:val="24"/>
-        </w:rPr>
-        <w:t xml:space="preserve"> across customer onboarding flows.</w:t>
+        <w:t>44%</w:t>
+      </w:r>
+      <w:r>
+        <w:rPr>
+          <w:szCs w:val="24"/>
+        </w:rPr>
+        <w:t xml:space="preserve"> for large enterprise tenants.</w:t>
       </w:r>
     </w:p>
     <w:p>
@@ -1126,7 +1156,21 @@
         <w:rPr>
           <w:szCs w:val="24"/>
         </w:rPr>
-        <w:t xml:space="preserve">Improved PostgreSQL performance by rewriting slow queries, adding partial indexes, and optimizing connection pooling, which reduced report generation time by </w:t>
+        <w:t xml:space="preserve">Built secure service-to-service communication with JWT </w:t>
+      </w:r>
+      <w:proofErr w:type="gramStart"/>
+      <w:r>
+        <w:rPr>
+          <w:szCs w:val="24"/>
+        </w:rPr>
+        <w:t>validation,</w:t>
+      </w:r>
+      <w:proofErr w:type="gramEnd"/>
+      <w:r>
+        <w:rPr>
+          <w:szCs w:val="24"/>
+        </w:rPr>
+        <w:t xml:space="preserve"> scoped internal tokens, and </w:t>
       </w:r>
       <w:r>
         <w:rPr>
@@ -1134,13 +1178,13 @@
           <w:bCs/>
           <w:szCs w:val="24"/>
         </w:rPr>
-        <w:t>44%</w:t>
-      </w:r>
-      <w:r>
-        <w:rPr>
-          <w:szCs w:val="24"/>
-        </w:rPr>
-        <w:t xml:space="preserve"> for large enterprise tenants.</w:t>
+        <w:t>AWS IAM</w:t>
+      </w:r>
+      <w:r>
+        <w:rPr>
+          <w:szCs w:val="24"/>
+        </w:rPr>
+        <w:t xml:space="preserve"> policies, strengthening access control without slowing developer delivery.</w:t>
       </w:r>
     </w:p>
     <w:p>
@@ -1159,35 +1203,35 @@
         <w:rPr>
           <w:szCs w:val="24"/>
         </w:rPr>
-        <w:t xml:space="preserve">Built secure service-to-service communication with JWT </w:t>
-      </w:r>
-      <w:proofErr w:type="gramStart"/>
-      <w:r>
-        <w:rPr>
-          <w:szCs w:val="24"/>
-        </w:rPr>
-        <w:t>validation,</w:t>
-      </w:r>
-      <w:proofErr w:type="gramEnd"/>
-      <w:r>
-        <w:rPr>
-          <w:szCs w:val="24"/>
-        </w:rPr>
-        <w:t xml:space="preserve"> scoped internal tokens, and </w:t>
-      </w:r>
-      <w:r>
-        <w:rPr>
-          <w:b/>
-          <w:bCs/>
-          <w:szCs w:val="24"/>
-        </w:rPr>
-        <w:t>AWS IAM</w:t>
-      </w:r>
-      <w:r>
-        <w:rPr>
-          <w:szCs w:val="24"/>
-        </w:rPr>
-        <w:t xml:space="preserve"> policies, strengthening access control without slowing developer delivery.</w:t>
+        <w:t xml:space="preserve">Introduced </w:t>
+      </w:r>
+      <w:proofErr w:type="spellStart"/>
+      <w:r>
+        <w:rPr>
+          <w:szCs w:val="24"/>
+        </w:rPr>
+        <w:t>OpenTelemetry</w:t>
+      </w:r>
+      <w:proofErr w:type="spellEnd"/>
+      <w:r>
+        <w:rPr>
+          <w:szCs w:val="24"/>
+        </w:rPr>
+        <w:t xml:space="preserve"> tracing, Prometheus metrics, and </w:t>
+      </w:r>
+      <w:proofErr w:type="spellStart"/>
+      <w:r>
+        <w:rPr>
+          <w:szCs w:val="24"/>
+        </w:rPr>
+        <w:t>Grafana</w:t>
+      </w:r>
+      <w:proofErr w:type="spellEnd"/>
+      <w:r>
+        <w:rPr>
+          <w:szCs w:val="24"/>
+        </w:rPr>
+        <w:t xml:space="preserve"> dashboards for Go services, helping teams identify memory pressure, queue lag, and downstream timeout issues faster.</w:t>
       </w:r>
     </w:p>
     <w:p>
@@ -1206,35 +1250,7 @@
         <w:rPr>
           <w:szCs w:val="24"/>
         </w:rPr>
-        <w:t xml:space="preserve">Introduced </w:t>
-      </w:r>
-      <w:proofErr w:type="spellStart"/>
-      <w:r>
-        <w:rPr>
-          <w:szCs w:val="24"/>
-        </w:rPr>
-        <w:t>OpenTelemetry</w:t>
-      </w:r>
-      <w:proofErr w:type="spellEnd"/>
-      <w:r>
-        <w:rPr>
-          <w:szCs w:val="24"/>
-        </w:rPr>
-        <w:t xml:space="preserve"> tracing, Prometheus metrics, and </w:t>
-      </w:r>
-      <w:proofErr w:type="spellStart"/>
-      <w:r>
-        <w:rPr>
-          <w:szCs w:val="24"/>
-        </w:rPr>
-        <w:t>Grafana</w:t>
-      </w:r>
-      <w:proofErr w:type="spellEnd"/>
-      <w:r>
-        <w:rPr>
-          <w:szCs w:val="24"/>
-        </w:rPr>
-        <w:t xml:space="preserve"> dashboards for Go services, helping teams identify memory pressure, queue lag, and downstream timeout issues faster.</w:t>
+        <w:t>Refactored monolithic background jobs into smaller Go workers with context-aware cancellation, structured logging, and graceful shutdown behavior for safer deployments.</w:t>
       </w:r>
     </w:p>
     <w:p>
@@ -1253,40 +1269,7 @@
         <w:rPr>
           <w:szCs w:val="24"/>
         </w:rPr>
-        <w:t>Refactored monolithic background jobs into smaller Go workers with context-aware cancellation, structured logging, and graceful shutdown behavior for safer deployments.</w:t>
-      </w:r>
-    </w:p>
-    <w:p>
-      <w:pPr>
-        <w:numPr>
-          <w:ilvl w:val="0"/>
-          <w:numId w:val="15"/>
-        </w:numPr>
-        <w:spacing w:before="100" w:beforeAutospacing="1" w:after="100" w:afterAutospacing="1"/>
-        <w:jc w:val="both"/>
-        <w:rPr>
-          <w:szCs w:val="24"/>
-        </w:rPr>
-      </w:pPr>
-      <w:r>
-        <w:rPr>
-          <w:szCs w:val="24"/>
-        </w:rPr>
-        <w:t xml:space="preserve">Created CI/CD pipelines with GitHub Actions, Docker multi-stage builds, automated tests, and vulnerability scans, reducing release preparation effort by </w:t>
-      </w:r>
-      <w:r>
-        <w:rPr>
-          <w:b/>
-          <w:bCs/>
-          <w:szCs w:val="24"/>
-        </w:rPr>
-        <w:t>35%</w:t>
-      </w:r>
-      <w:r>
-        <w:rPr>
-          <w:szCs w:val="24"/>
-        </w:rPr>
-        <w:t>.</w:t>
+        <w:t>Created CI/CD pipelines with GitHub Actions, Docker multi-stage builds, automated tests, and vulnerability scans, reducing release preparation effort.</w:t>
       </w:r>
     </w:p>
     <w:p>
@@ -1399,7 +1382,6 @@
           <w:szCs w:val="24"/>
         </w:rPr>
       </w:pPr>
-      <w:bookmarkStart w:id="0" w:name="_GoBack"/>
       <w:r>
         <w:rPr>
           <w:szCs w:val="24"/>
@@ -1463,7 +1445,6 @@
         <w:t>, and Docker, with strong focus on API reliability and maintainable service design.</w:t>
       </w:r>
     </w:p>
-    <w:bookmarkEnd w:id="0"/>
     <w:p>
       <w:pPr>
         <w:pStyle w:val="ListParagraph"/>
@@ -1529,21 +1510,7 @@
         <w:rPr>
           <w:szCs w:val="24"/>
         </w:rPr>
-        <w:t xml:space="preserve">, reducing duplicate transaction defects by </w:t>
-      </w:r>
-      <w:r>
-        <w:rPr>
-          <w:b/>
-          <w:bCs/>
-          <w:szCs w:val="24"/>
-        </w:rPr>
-        <w:t>29%</w:t>
-      </w:r>
-      <w:r>
-        <w:rPr>
-          <w:szCs w:val="24"/>
-        </w:rPr>
-        <w:t>.</w:t>
+        <w:t>, reducing duplicate transaction defects.</w:t>
       </w:r>
     </w:p>
     <w:p>
@@ -1968,21 +1935,7 @@
         <w:rPr>
           <w:szCs w:val="24"/>
         </w:rPr>
-        <w:t xml:space="preserve"> caching for frequently requested content and lookup data, reducing repeated database reads by </w:t>
-      </w:r>
-      <w:r>
-        <w:rPr>
-          <w:b/>
-          <w:bCs/>
-          <w:szCs w:val="24"/>
-        </w:rPr>
-        <w:t>27%</w:t>
-      </w:r>
-      <w:r>
-        <w:rPr>
-          <w:szCs w:val="24"/>
-        </w:rPr>
-        <w:t xml:space="preserve"> during normal customer activity.</w:t>
+        <w:t xml:space="preserve"> caching for frequently requested content and lookup data, reducing repeated database reads during normal customer activity.</w:t>
       </w:r>
     </w:p>
     <w:p>

--- a/Rodrigo/Go/Rodrigo Fernandez.docx
+++ b/Rodrigo/Go/Rodrigo Fernandez.docx
@@ -30,8 +30,6 @@
         </w:rPr>
         <w:t>Rodrigo</w:t>
       </w:r>
-      <w:bookmarkStart w:id="0" w:name="_GoBack"/>
-      <w:bookmarkEnd w:id="0"/>
       <w:r>
         <w:rPr>
           <w:b/>
@@ -105,6 +103,11 @@
           <w:szCs w:val="24"/>
         </w:rPr>
         <w:br/>
+      </w:r>
+      <w:r>
+        <w:rPr>
+          <w:szCs w:val="24"/>
+        </w:rPr>
         <w:t xml:space="preserve">Katy, Texas </w:t>
       </w:r>
       <w:r>
@@ -117,13 +120,19 @@
         <w:rPr>
           <w:szCs w:val="24"/>
         </w:rPr>
-        <w:t>+1 (407) 801-1287</w:t>
-      </w:r>
-      <w:r>
-        <w:rPr>
-          <w:szCs w:val="24"/>
-        </w:rPr>
-        <w:t xml:space="preserve"> | </w:t>
+        <w:t>+</w:t>
+      </w:r>
+      <w:r>
+        <w:rPr>
+          <w:szCs w:val="24"/>
+        </w:rPr>
+        <w:t>1 (430) 279-2231</w:t>
+      </w:r>
+      <w:r>
+        <w:rPr>
+          <w:szCs w:val="24"/>
+        </w:rPr>
+        <w:t xml:space="preserve">| </w:t>
       </w:r>
       <w:r>
         <w:rPr>
@@ -143,6 +152,8 @@
         </w:rPr>
         <w:t>rodrigobfdev@gmail.com</w:t>
       </w:r>
+      <w:bookmarkStart w:id="0" w:name="_GoBack"/>
+      <w:bookmarkEnd w:id="0"/>
     </w:p>
     <w:p>
       <w:pPr>
